--- a/dokumenter/plan/Plan.docx
+++ b/dokumenter/plan/Plan.docx
@@ -27,31 +27,119 @@
       <w:pPr>
         <w:pStyle w:val="Overskrift3"/>
       </w:pPr>
+      <w:r>
+        <w:t>Innmelder</w:t>
+      </w:r>
+      <w:r>
+        <w:t xml:space="preserve">: </w:t>
+      </w:r>
+    </w:p>
+    <w:p>
+      <w:r>
+        <w:t xml:space="preserve">QR-koden skal ta brukeren til riktig rom og sende vedkommende videre til et skjema for utfylling. Det vil si at disse brukerne ikke skal ha tilgang til mye. De får kun et sted å melde inn feil, med mulighet for å bytte rom dersom de har skannet feil QR-kode. </w:t>
+      </w:r>
+    </w:p>
+    <w:p>
+      <w:pPr>
+        <w:pStyle w:val="Overskrift3"/>
+      </w:pPr>
+      <w:r>
+        <w:t xml:space="preserve">Driftsteam: </w:t>
+      </w:r>
+    </w:p>
+    <w:p>
+      <w:r>
+        <w:t xml:space="preserve">Skal kunne se sakene og oppdatere status på dem, men også filtrere på rom og utløpstid. De får et dashbord hvor de kan håndtere sakene. Dette skal være låst bak en innlogging. </w:t>
+      </w:r>
+    </w:p>
+    <w:p>
+      <w:r>
+        <w:br w:type="page"/>
+      </w:r>
+    </w:p>
+    <w:p>
+      <w:pPr>
+        <w:pStyle w:val="Overskrift2"/>
+      </w:pPr>
+      <w:r>
+        <w:lastRenderedPageBreak/>
+        <w:t>Krav:</w:t>
+      </w:r>
+    </w:p>
+    <w:p>
+      <w:r>
+        <w:t xml:space="preserve">KR0.1: Automatisk generering av QR-koder som leder til innmelding. </w:t>
+      </w:r>
+    </w:p>
+    <w:p>
+      <w:r>
+        <w:t xml:space="preserve">KR0.2: Laste opp bilde. </w:t>
+      </w:r>
+    </w:p>
+    <w:p>
+      <w:r>
+        <w:t xml:space="preserve">KR0.3: Samling av data for å </w:t>
+      </w:r>
+      <w:proofErr w:type="gramStart"/>
+      <w:r>
+        <w:t>generere</w:t>
+      </w:r>
+      <w:proofErr w:type="gramEnd"/>
+      <w:r>
+        <w:t xml:space="preserve"> en sak. </w:t>
+      </w:r>
+    </w:p>
+    <w:p>
+      <w:r>
+        <w:t xml:space="preserve">KR0.4: Lett navigering til andre rom. </w:t>
+      </w:r>
+    </w:p>
+    <w:p>
+      <w:r>
+        <w:t xml:space="preserve">KR1.1: Endring av status på sak. </w:t>
+      </w:r>
+    </w:p>
+    <w:p>
+      <w:r>
+        <w:t xml:space="preserve">KR1.2: Mulighet til å slette en sak, slik at den forsvinner. </w:t>
+      </w:r>
+    </w:p>
+    <w:p>
+      <w:r>
+        <w:t xml:space="preserve">KR1.3: Sortere saker basert på tidsfrist, rom og opprettelsestidspunkt. </w:t>
+      </w:r>
+    </w:p>
+    <w:p>
+      <w:r>
+        <w:t xml:space="preserve">KR1.4: Enkel innlogging kun for driftsansvarlige. </w:t>
+      </w:r>
+    </w:p>
+    <w:p>
+      <w:r>
+        <w:t xml:space="preserve">KR2.0: Data skal slettes 14 dager etter innsending. Når en oppgave er fullført, skal dataene slettes i henhold til GDPR. </w:t>
+      </w:r>
+    </w:p>
+    <w:p>
+      <w:r>
+        <w:t xml:space="preserve">KR2.1: Personlige innloggingsnøkler til drift. </w:t>
+      </w:r>
+    </w:p>
+    <w:p>
+      <w:r>
+        <w:t xml:space="preserve">KR3.0: Automatisert generering av QR-koder. </w:t>
+      </w:r>
+    </w:p>
+    <w:p>
+      <w:r>
+        <w:t xml:space="preserve">KR3.1: Systemet skal kun kommunisere med </w:t>
+      </w:r>
       <w:proofErr w:type="spellStart"/>
       <w:r>
-        <w:t>Innmeldere</w:t>
+        <w:t>backenden</w:t>
       </w:r>
       <w:proofErr w:type="spellEnd"/>
       <w:r>
-        <w:t xml:space="preserve">: </w:t>
-      </w:r>
-    </w:p>
-    <w:p>
-      <w:r>
-        <w:t xml:space="preserve">QR-koden skal ta brukeren til riktig rom og sende vedkommende videre til et skjema for utfylling. Det vil si at disse brukerne ikke skal ha tilgang til mye. De får kun et sted å melde inn feil, med mulighet for å bytte rom dersom de har skannet feil QR-kode. </w:t>
-      </w:r>
-    </w:p>
-    <w:p>
-      <w:pPr>
-        <w:pStyle w:val="Overskrift3"/>
-      </w:pPr>
-      <w:r>
-        <w:t xml:space="preserve">Driftsteam: </w:t>
-      </w:r>
-    </w:p>
-    <w:p>
-      <w:r>
-        <w:t xml:space="preserve">Skal kunne se sakene og oppdatere status på dem, men også filtrere på rom og utløpstid. De får et dashbord hvor de kan håndtere sakene. Dette skal være låst bak en innlogging. </w:t>
+        <w:t xml:space="preserve">. </w:t>
       </w:r>
     </w:p>
     <w:p>
@@ -59,83 +147,41 @@
         <w:pStyle w:val="Overskrift2"/>
       </w:pPr>
       <w:r>
-        <w:t>Krav:</w:t>
-      </w:r>
-    </w:p>
-    <w:p>
-      <w:r>
-        <w:t xml:space="preserve">KR0.1: Automatisk generering av QR-koder som leder til innmelding. </w:t>
-      </w:r>
-    </w:p>
-    <w:p>
-      <w:r>
-        <w:t xml:space="preserve">KR0.2: Laste opp bilde. </w:t>
-      </w:r>
-    </w:p>
-    <w:p>
-      <w:r>
-        <w:t xml:space="preserve">KR0.3: Samling av data for å </w:t>
+        <w:t xml:space="preserve">Avgrensninger </w:t>
+      </w:r>
+    </w:p>
+    <w:p>
+      <w:r>
+        <w:t xml:space="preserve">SMS-varsling vil ikke bli prioritert i første omgang, da det vil ta for lang tid i tillegg til alt det andre som skal </w:t>
       </w:r>
       <w:proofErr w:type="gramStart"/>
       <w:r>
-        <w:t>generere</w:t>
+        <w:t>implementeres</w:t>
       </w:r>
       <w:proofErr w:type="gramEnd"/>
       <w:r>
-        <w:t xml:space="preserve"> en sak. </w:t>
-      </w:r>
-    </w:p>
-    <w:p>
-      <w:r>
-        <w:t xml:space="preserve">KR0.4: Lett navigering til andre rom. </w:t>
-      </w:r>
-    </w:p>
-    <w:p>
-      <w:r>
-        <w:t xml:space="preserve">KR1.1: Endring av status på sak. </w:t>
-      </w:r>
-    </w:p>
-    <w:p>
-      <w:r>
-        <w:t xml:space="preserve">KR1.2: Mulighet til å slette en sak, slik at den forsvinner. </w:t>
-      </w:r>
-    </w:p>
-    <w:p>
-      <w:r>
-        <w:t xml:space="preserve">KR1.3: Sortere saker basert på tidsfrist, rom og opprettelsestidspunkt. </w:t>
-      </w:r>
-    </w:p>
-    <w:p>
-      <w:r>
-        <w:t xml:space="preserve">KR1.4: Enkel innlogging kun for driftsansvarlige. </w:t>
-      </w:r>
-    </w:p>
-    <w:p>
-      <w:r>
-        <w:t xml:space="preserve">KR2.0: Data skal slettes 14 dager etter innsending. Når en oppgave er fullført, skal dataene slettes i henhold til GDPR. </w:t>
-      </w:r>
-    </w:p>
-    <w:p>
-      <w:r>
-        <w:t xml:space="preserve">KR2.1: Personlige innloggingsnøkler til drift. </w:t>
-      </w:r>
-    </w:p>
-    <w:p>
-      <w:r>
-        <w:t xml:space="preserve">KR3.0: Automatisert generering av QR-koder. </w:t>
-      </w:r>
-    </w:p>
-    <w:p>
-      <w:r>
-        <w:t xml:space="preserve">KR3.1: Systemet skal kun kommunisere med </w:t>
-      </w:r>
-      <w:proofErr w:type="spellStart"/>
-      <w:r>
-        <w:t>backenden</w:t>
-      </w:r>
-      <w:proofErr w:type="spellEnd"/>
-      <w:r>
-        <w:t xml:space="preserve">. </w:t>
+        <w:t xml:space="preserve">. E-postvarsling vil heller ikke bli </w:t>
+      </w:r>
+      <w:proofErr w:type="gramStart"/>
+      <w:r>
+        <w:t>implementert</w:t>
+      </w:r>
+      <w:proofErr w:type="gramEnd"/>
+      <w:r>
+        <w:t xml:space="preserve"> i første versjon, men vil prioriteres dersom det blir tid til overs. Jeg velger å bruke API-nøkler for innlogging til driftspersonell. Dette er tryggere og gjør arbeidet lettere, da jeg allerede har innloggingskode klar til implementering. Det benyttes ikke brukernavn siden vi behandler personopplysninger, så sikkerhet har et høyt fokus i dette prosjektet. </w:t>
+      </w:r>
+    </w:p>
+    <w:p>
+      <w:pPr>
+        <w:rPr>
+          <w:rFonts w:asciiTheme="majorHAnsi" w:eastAsiaTheme="majorEastAsia" w:hAnsiTheme="majorHAnsi" w:cstheme="majorBidi"/>
+          <w:color w:val="0F4761" w:themeColor="accent1" w:themeShade="BF"/>
+          <w:sz w:val="32"/>
+          <w:szCs w:val="32"/>
+        </w:rPr>
+      </w:pPr>
+      <w:r>
+        <w:br w:type="page"/>
       </w:r>
     </w:p>
     <w:p>
@@ -144,35 +190,6 @@
       </w:pPr>
       <w:r>
         <w:lastRenderedPageBreak/>
-        <w:t xml:space="preserve">Avgrensninger </w:t>
-      </w:r>
-    </w:p>
-    <w:p>
-      <w:r>
-        <w:t xml:space="preserve">SMS-varsling vil ikke bli prioritert i første omgang, da det vil ta for lang tid i tillegg til alt det andre som skal </w:t>
-      </w:r>
-      <w:proofErr w:type="gramStart"/>
-      <w:r>
-        <w:t>implementeres</w:t>
-      </w:r>
-      <w:proofErr w:type="gramEnd"/>
-      <w:r>
-        <w:t xml:space="preserve">. E-postvarsling vil heller ikke bli </w:t>
-      </w:r>
-      <w:proofErr w:type="gramStart"/>
-      <w:r>
-        <w:t>implementert</w:t>
-      </w:r>
-      <w:proofErr w:type="gramEnd"/>
-      <w:r>
-        <w:t xml:space="preserve"> i første versjon, men vil prioriteres dersom det blir tid til overs. Jeg velger å bruke API-nøkler for innlogging til driftspersonell. Dette er tryggere og gjør arbeidet lettere, da jeg allerede har innloggingskode klar til implementering. Det benyttes ikke brukernavn siden vi behandler personopplysninger, så sikkerhet har et høyt fokus i dette prosjektet. </w:t>
-      </w:r>
-    </w:p>
-    <w:p>
-      <w:pPr>
-        <w:pStyle w:val="Overskrift2"/>
-      </w:pPr>
-      <w:r>
         <w:t>Teknologi:</w:t>
       </w:r>
     </w:p>
@@ -267,6 +284,9 @@
     </w:p>
     <w:p>
       <w:r>
+        <w:rPr>
+          <w:noProof/>
+        </w:rPr>
         <w:drawing>
           <wp:inline distT="0" distB="0" distL="0" distR="0" wp14:anchorId="775D2E76" wp14:editId="401D0BEA">
             <wp:extent cx="5731510" cy="3444875"/>
@@ -334,11 +354,293 @@
           <w:rPr>
             <w:rStyle w:val="Hyperkobling"/>
           </w:rPr>
-          <w:t>https://www.figma.com/design/sy9A522zgI6vL9PwGU7qKQ/Untitled?node-id=0-1&amp;p=f&amp;t=BUVxtyn9J19yY8tD-0</w:t>
+          <w:t>https://www.figma.com/design/sy9A522zgI6vL9PwGU7qKQ/Untitled?node-id=0-1&amp;t=BUVxtyn9J19yY8tD-1</w:t>
         </w:r>
       </w:hyperlink>
       <w:r>
-        <w:t xml:space="preserve"> . Skjermbilder vil bli lagt ved senere. </w:t>
+        <w:t xml:space="preserve"> </w:t>
+      </w:r>
+    </w:p>
+    <w:p>
+      <w:pPr>
+        <w:pStyle w:val="Overskrift3"/>
+      </w:pPr>
+      <w:r>
+        <w:lastRenderedPageBreak/>
+        <w:t>Bruker:</w:t>
+      </w:r>
+    </w:p>
+    <w:p>
+      <w:r>
+        <w:rPr>
+          <w:noProof/>
+        </w:rPr>
+        <w:drawing>
+          <wp:inline distT="0" distB="0" distL="0" distR="0" wp14:anchorId="421D0301" wp14:editId="5D8B3852">
+            <wp:extent cx="4919133" cy="3422926"/>
+            <wp:effectExtent l="0" t="0" r="0" b="6350"/>
+            <wp:docPr id="201239033" name="Bilde 1"/>
+            <wp:cNvGraphicFramePr>
+              <a:graphicFrameLocks xmlns:a="http://schemas.openxmlformats.org/drawingml/2006/main" noChangeAspect="1"/>
+            </wp:cNvGraphicFramePr>
+            <a:graphic xmlns:a="http://schemas.openxmlformats.org/drawingml/2006/main">
+              <a:graphicData uri="http://schemas.openxmlformats.org/drawingml/2006/picture">
+                <pic:pic xmlns:pic="http://schemas.openxmlformats.org/drawingml/2006/picture">
+                  <pic:nvPicPr>
+                    <pic:cNvPr id="201239033" name=""/>
+                    <pic:cNvPicPr/>
+                  </pic:nvPicPr>
+                  <pic:blipFill>
+                    <a:blip r:embed="rId9"/>
+                    <a:stretch>
+                      <a:fillRect/>
+                    </a:stretch>
+                  </pic:blipFill>
+                  <pic:spPr>
+                    <a:xfrm>
+                      <a:off x="0" y="0"/>
+                      <a:ext cx="4919133" cy="3422926"/>
+                    </a:xfrm>
+                    <a:prstGeom prst="rect">
+                      <a:avLst/>
+                    </a:prstGeom>
+                  </pic:spPr>
+                </pic:pic>
+              </a:graphicData>
+            </a:graphic>
+          </wp:inline>
+        </w:drawing>
+      </w:r>
+    </w:p>
+    <w:p>
+      <w:r>
+        <w:rPr>
+          <w:noProof/>
+        </w:rPr>
+        <w:drawing>
+          <wp:anchor distT="0" distB="0" distL="114300" distR="114300" simplePos="0" relativeHeight="251658240" behindDoc="0" locked="0" layoutInCell="1" allowOverlap="1" wp14:anchorId="082FCDEA" wp14:editId="7C69391B">
+            <wp:simplePos x="0" y="0"/>
+            <wp:positionH relativeFrom="column">
+              <wp:align>left</wp:align>
+            </wp:positionH>
+            <wp:positionV relativeFrom="paragraph">
+              <wp:align>top</wp:align>
+            </wp:positionV>
+            <wp:extent cx="3414056" cy="3246401"/>
+            <wp:effectExtent l="0" t="0" r="0" b="0"/>
+            <wp:wrapSquare wrapText="bothSides"/>
+            <wp:docPr id="1211514029" name="Bilde 1"/>
+            <wp:cNvGraphicFramePr>
+              <a:graphicFrameLocks xmlns:a="http://schemas.openxmlformats.org/drawingml/2006/main" noChangeAspect="1"/>
+            </wp:cNvGraphicFramePr>
+            <a:graphic xmlns:a="http://schemas.openxmlformats.org/drawingml/2006/main">
+              <a:graphicData uri="http://schemas.openxmlformats.org/drawingml/2006/picture">
+                <pic:pic xmlns:pic="http://schemas.openxmlformats.org/drawingml/2006/picture">
+                  <pic:nvPicPr>
+                    <pic:cNvPr id="1211514029" name=""/>
+                    <pic:cNvPicPr/>
+                  </pic:nvPicPr>
+                  <pic:blipFill>
+                    <a:blip r:embed="rId10">
+                      <a:extLst>
+                        <a:ext uri="{28A0092B-C50C-407E-A947-70E740481C1C}">
+                          <a14:useLocalDpi xmlns:a14="http://schemas.microsoft.com/office/drawing/2010/main" val="0"/>
+                        </a:ext>
+                      </a:extLst>
+                    </a:blip>
+                    <a:stretch>
+                      <a:fillRect/>
+                    </a:stretch>
+                  </pic:blipFill>
+                  <pic:spPr>
+                    <a:xfrm>
+                      <a:off x="0" y="0"/>
+                      <a:ext cx="3414056" cy="3246401"/>
+                    </a:xfrm>
+                    <a:prstGeom prst="rect">
+                      <a:avLst/>
+                    </a:prstGeom>
+                  </pic:spPr>
+                </pic:pic>
+              </a:graphicData>
+            </a:graphic>
+            <wp14:sizeRelH relativeFrom="margin">
+              <wp14:pctWidth>0</wp14:pctWidth>
+            </wp14:sizeRelH>
+            <wp14:sizeRelV relativeFrom="margin">
+              <wp14:pctHeight>0</wp14:pctHeight>
+            </wp14:sizeRelV>
+          </wp:anchor>
+        </w:drawing>
+      </w:r>
+      <w:r>
+        <w:br w:type="textWrapping" w:clear="all"/>
+      </w:r>
+    </w:p>
+    <w:p>
+      <w:r>
+        <w:t xml:space="preserve">Her har jeg laget for mobil også dermed di fleste kommer til </w:t>
+      </w:r>
+      <w:proofErr w:type="spellStart"/>
+      <w:proofErr w:type="gramStart"/>
+      <w:r>
+        <w:t>og</w:t>
+      </w:r>
+      <w:proofErr w:type="spellEnd"/>
+      <w:r>
+        <w:t xml:space="preserve"> bruke</w:t>
+      </w:r>
+      <w:proofErr w:type="gramEnd"/>
+      <w:r>
+        <w:t xml:space="preserve"> mobil versjonen</w:t>
+      </w:r>
+    </w:p>
+    <w:p>
+      <w:pPr>
+        <w:pStyle w:val="Overskrift3"/>
+      </w:pPr>
+      <w:r>
+        <w:lastRenderedPageBreak/>
+        <w:t>Drifts team:</w:t>
+      </w:r>
+    </w:p>
+    <w:p>
+      <w:r>
+        <w:rPr>
+          <w:noProof/>
+        </w:rPr>
+        <w:drawing>
+          <wp:inline distT="0" distB="0" distL="0" distR="0" wp14:anchorId="2E0A17B2" wp14:editId="543BDC2F">
+            <wp:extent cx="5349704" cy="3787468"/>
+            <wp:effectExtent l="0" t="0" r="3810" b="3810"/>
+            <wp:docPr id="1890932015" name="Bilde 1"/>
+            <wp:cNvGraphicFramePr>
+              <a:graphicFrameLocks xmlns:a="http://schemas.openxmlformats.org/drawingml/2006/main" noChangeAspect="1"/>
+            </wp:cNvGraphicFramePr>
+            <a:graphic xmlns:a="http://schemas.openxmlformats.org/drawingml/2006/main">
+              <a:graphicData uri="http://schemas.openxmlformats.org/drawingml/2006/picture">
+                <pic:pic xmlns:pic="http://schemas.openxmlformats.org/drawingml/2006/picture">
+                  <pic:nvPicPr>
+                    <pic:cNvPr id="1890932015" name=""/>
+                    <pic:cNvPicPr/>
+                  </pic:nvPicPr>
+                  <pic:blipFill>
+                    <a:blip r:embed="rId11"/>
+                    <a:stretch>
+                      <a:fillRect/>
+                    </a:stretch>
+                  </pic:blipFill>
+                  <pic:spPr>
+                    <a:xfrm>
+                      <a:off x="0" y="0"/>
+                      <a:ext cx="5349704" cy="3787468"/>
+                    </a:xfrm>
+                    <a:prstGeom prst="rect">
+                      <a:avLst/>
+                    </a:prstGeom>
+                  </pic:spPr>
+                </pic:pic>
+              </a:graphicData>
+            </a:graphic>
+          </wp:inline>
+        </w:drawing>
+      </w:r>
+    </w:p>
+    <w:p>
+      <w:r>
+        <w:rPr>
+          <w:noProof/>
+        </w:rPr>
+        <w:drawing>
+          <wp:inline distT="0" distB="0" distL="0" distR="0" wp14:anchorId="5005A09E" wp14:editId="02EFB939">
+            <wp:extent cx="5265876" cy="3749365"/>
+            <wp:effectExtent l="0" t="0" r="0" b="3810"/>
+            <wp:docPr id="1453181776" name="Bilde 1"/>
+            <wp:cNvGraphicFramePr>
+              <a:graphicFrameLocks xmlns:a="http://schemas.openxmlformats.org/drawingml/2006/main" noChangeAspect="1"/>
+            </wp:cNvGraphicFramePr>
+            <a:graphic xmlns:a="http://schemas.openxmlformats.org/drawingml/2006/main">
+              <a:graphicData uri="http://schemas.openxmlformats.org/drawingml/2006/picture">
+                <pic:pic xmlns:pic="http://schemas.openxmlformats.org/drawingml/2006/picture">
+                  <pic:nvPicPr>
+                    <pic:cNvPr id="1453181776" name=""/>
+                    <pic:cNvPicPr/>
+                  </pic:nvPicPr>
+                  <pic:blipFill>
+                    <a:blip r:embed="rId12"/>
+                    <a:stretch>
+                      <a:fillRect/>
+                    </a:stretch>
+                  </pic:blipFill>
+                  <pic:spPr>
+                    <a:xfrm>
+                      <a:off x="0" y="0"/>
+                      <a:ext cx="5265876" cy="3749365"/>
+                    </a:xfrm>
+                    <a:prstGeom prst="rect">
+                      <a:avLst/>
+                    </a:prstGeom>
+                  </pic:spPr>
+                </pic:pic>
+              </a:graphicData>
+            </a:graphic>
+          </wp:inline>
+        </w:drawing>
+      </w:r>
+    </w:p>
+    <w:p/>
+    <w:p>
+      <w:r>
+        <w:t xml:space="preserve">Som man ser er begge </w:t>
+      </w:r>
+      <w:proofErr w:type="spellStart"/>
+      <w:r>
+        <w:t>wireframene</w:t>
+      </w:r>
+      <w:proofErr w:type="spellEnd"/>
+      <w:r>
+        <w:t xml:space="preserve"> simple dersom dette er en hjelpende løsning så kan jeg ikke forsvare og over </w:t>
+      </w:r>
+      <w:proofErr w:type="gramStart"/>
+      <w:r>
+        <w:t>designe</w:t>
+      </w:r>
+      <w:proofErr w:type="gramEnd"/>
+      <w:r>
+        <w:t xml:space="preserve"> men heller </w:t>
+      </w:r>
+      <w:proofErr w:type="gramStart"/>
+      <w:r>
+        <w:t>fokusere</w:t>
+      </w:r>
+      <w:proofErr w:type="gramEnd"/>
+      <w:r>
+        <w:t xml:space="preserve"> på hvor lett det er og forstå den. </w:t>
+      </w:r>
+      <w:r>
+        <w:lastRenderedPageBreak/>
+        <w:t xml:space="preserve">Den </w:t>
+      </w:r>
+      <w:proofErr w:type="spellStart"/>
+      <w:r>
+        <w:t>vannlige</w:t>
+      </w:r>
+      <w:proofErr w:type="spellEnd"/>
+      <w:r>
+        <w:t xml:space="preserve"> personen skal kunne navigere hele nettsiden uansett kunnskap til teknologi så jeg vil ha dette i tankene underveis</w:t>
+      </w:r>
+    </w:p>
+    <w:p>
+      <w:pPr>
+        <w:rPr>
+          <w:rFonts w:asciiTheme="majorHAnsi" w:eastAsiaTheme="majorEastAsia" w:hAnsiTheme="majorHAnsi" w:cstheme="majorBidi"/>
+          <w:color w:val="0F4761" w:themeColor="accent1" w:themeShade="BF"/>
+          <w:sz w:val="32"/>
+          <w:szCs w:val="32"/>
+        </w:rPr>
+      </w:pPr>
+      <w:r>
+        <w:br w:type="page"/>
       </w:r>
     </w:p>
     <w:p>
@@ -346,6 +648,7 @@
         <w:pStyle w:val="Overskrift2"/>
       </w:pPr>
       <w:r>
+        <w:lastRenderedPageBreak/>
         <w:t>Tidsplan:</w:t>
       </w:r>
     </w:p>
@@ -412,46 +715,59 @@
         <w:pStyle w:val="Overskrift3"/>
       </w:pPr>
       <w:r>
+        <w:t xml:space="preserve">Dag 4: </w:t>
+      </w:r>
+    </w:p>
+    <w:p>
+      <w:r>
+        <w:t xml:space="preserve">Backend og frontend knyttes sammen. Det er satt av ekstra tid her i tilfelle det oppstår utfordringer med integrasjonen. </w:t>
+      </w:r>
+    </w:p>
+    <w:p>
+      <w:pPr>
+        <w:pStyle w:val="Overskrift3"/>
+      </w:pPr>
+      <w:r>
+        <w:t xml:space="preserve">Dag 5: </w:t>
+      </w:r>
+    </w:p>
+    <w:p>
+      <w:r>
+        <w:t xml:space="preserve">Sammenkoblingen av backend og frontend ferdigstilles. Tiden brukes til å avdekke feil og gjøre nødvendige kodeendringer. </w:t>
+      </w:r>
+    </w:p>
+    <w:p>
+      <w:pPr>
+        <w:pStyle w:val="Overskrift3"/>
+      </w:pPr>
+      <w:r>
+        <w:t xml:space="preserve">Dag 6: </w:t>
+      </w:r>
+    </w:p>
+    <w:p>
+      <w:r>
+        <w:t xml:space="preserve">Halve dagen brukes på resterende arbeid. Resten av dagen settes av som buffer i tilfelle noe tar lengre tid enn forventet. </w:t>
+      </w:r>
+    </w:p>
+    <w:p>
+      <w:pPr>
+        <w:rPr>
+          <w:rFonts w:asciiTheme="majorHAnsi" w:eastAsiaTheme="majorEastAsia" w:hAnsiTheme="majorHAnsi" w:cstheme="majorBidi"/>
+          <w:color w:val="0F4761" w:themeColor="accent1" w:themeShade="BF"/>
+          <w:sz w:val="32"/>
+          <w:szCs w:val="32"/>
+        </w:rPr>
+      </w:pPr>
+      <w:r>
+        <w:br w:type="page"/>
+      </w:r>
+    </w:p>
+    <w:p>
+      <w:pPr>
+        <w:pStyle w:val="Overskrift2"/>
+      </w:pPr>
+      <w:r>
         <w:lastRenderedPageBreak/>
-        <w:t xml:space="preserve">Dag 4: </w:t>
-      </w:r>
-    </w:p>
-    <w:p>
-      <w:r>
-        <w:t xml:space="preserve">Backend og frontend knyttes sammen. Det er satt av ekstra tid her i tilfelle det oppstår utfordringer med integrasjonen. </w:t>
-      </w:r>
-    </w:p>
-    <w:p>
-      <w:pPr>
-        <w:pStyle w:val="Overskrift3"/>
-      </w:pPr>
-      <w:r>
-        <w:t xml:space="preserve">Dag 5: </w:t>
-      </w:r>
-    </w:p>
-    <w:p>
-      <w:r>
-        <w:t xml:space="preserve">Sammenkoblingen av backend og frontend ferdigstilles. Tiden brukes til å avdekke feil og gjøre nødvendige kodeendringer. </w:t>
-      </w:r>
-    </w:p>
-    <w:p>
-      <w:pPr>
-        <w:pStyle w:val="Overskrift3"/>
-      </w:pPr>
-      <w:r>
-        <w:t xml:space="preserve">Dag 6: </w:t>
-      </w:r>
-    </w:p>
-    <w:p>
-      <w:r>
-        <w:t xml:space="preserve">Halve dagen brukes på resterende arbeid. Resten av dagen settes av som buffer i tilfelle noe tar lengre tid enn forventet. </w:t>
-      </w:r>
-    </w:p>
-    <w:p>
-      <w:pPr>
-        <w:pStyle w:val="Overskrift2"/>
-      </w:pPr>
-      <w:r>
         <w:t>Lagring:</w:t>
       </w:r>
     </w:p>
@@ -587,7 +903,431 @@
         <w:t xml:space="preserve"> en funksjon som synkroniserer dataene over til vår egen database. </w:t>
       </w:r>
     </w:p>
+    <w:p>
+      <w:r>
+        <w:t xml:space="preserve">Det vil da si vi bruker rom og bygg fra gamle </w:t>
+      </w:r>
+      <w:proofErr w:type="spellStart"/>
+      <w:r>
+        <w:t>APIen</w:t>
+      </w:r>
+      <w:proofErr w:type="spellEnd"/>
+      <w:r>
+        <w:t xml:space="preserve">. For eksempel om di har scannet feil QR kode vil rommene i samme bygget være der tilgjengelig for dem sortert ut fra gamle </w:t>
+      </w:r>
+      <w:proofErr w:type="spellStart"/>
+      <w:r>
+        <w:t>API’et</w:t>
+      </w:r>
+      <w:proofErr w:type="spellEnd"/>
+    </w:p>
+    <w:p>
+      <w:r>
+        <w:t xml:space="preserve">Siden jeg bare har to </w:t>
+      </w:r>
+      <w:r>
+        <w:t>GET</w:t>
+      </w:r>
+      <w:r>
+        <w:t xml:space="preserve"> endepunkter regner jeg med at dem ønsker </w:t>
+      </w:r>
+      <w:r>
+        <w:t>GET</w:t>
+      </w:r>
+      <w:r>
+        <w:t xml:space="preserve"> endepunkter fra meg hvor di kan hente saker som blir lagret. Her vil jeg lage </w:t>
+      </w:r>
+      <w:r>
+        <w:t>separate</w:t>
+      </w:r>
+      <w:r>
+        <w:t xml:space="preserve"> ende punkter for </w:t>
+      </w:r>
+      <w:proofErr w:type="spellStart"/>
+      <w:r>
+        <w:t>API’</w:t>
+      </w:r>
+      <w:r>
+        <w:t>et</w:t>
+      </w:r>
+      <w:proofErr w:type="spellEnd"/>
+      <w:r>
+        <w:t xml:space="preserve"> </w:t>
+      </w:r>
+      <w:proofErr w:type="spellStart"/>
+      <w:r>
+        <w:t>dems</w:t>
+      </w:r>
+      <w:proofErr w:type="spellEnd"/>
+      <w:r>
+        <w:t xml:space="preserve"> til og hente fra mitt. </w:t>
+      </w:r>
+      <w:r>
+        <w:t>En ende</w:t>
+      </w:r>
+      <w:r>
+        <w:t xml:space="preserve"> punkt for den anonymiserte </w:t>
+      </w:r>
+      <w:r>
+        <w:t>dataen,</w:t>
+      </w:r>
+      <w:r>
+        <w:t xml:space="preserve"> men for dataen som skal hentes med person informasjon skal dette være mer sikkert så her sjekker vi også for </w:t>
+      </w:r>
+      <w:r>
+        <w:t>sikkerhets</w:t>
+      </w:r>
+      <w:r>
+        <w:t xml:space="preserve"> nøkkel. </w:t>
+      </w:r>
+    </w:p>
+    <w:p>
+      <w:pPr>
+        <w:rPr>
+          <w:rFonts w:asciiTheme="majorHAnsi" w:eastAsiaTheme="majorEastAsia" w:hAnsiTheme="majorHAnsi" w:cstheme="majorBidi"/>
+          <w:color w:val="0F4761" w:themeColor="accent1" w:themeShade="BF"/>
+          <w:sz w:val="32"/>
+          <w:szCs w:val="32"/>
+        </w:rPr>
+      </w:pPr>
+      <w:r>
+        <w:br w:type="page"/>
+      </w:r>
+    </w:p>
+    <w:p>
+      <w:pPr>
+        <w:pStyle w:val="Overskrift2"/>
+      </w:pPr>
+      <w:r>
+        <w:lastRenderedPageBreak/>
+        <w:t>Kostnad:</w:t>
+      </w:r>
+    </w:p>
+    <w:p>
+      <w:r>
+        <w:t xml:space="preserve">jeg regner med at lønn blir rundt 32000 i måneden for en it utvikler med fagbrev. </w:t>
+      </w:r>
+    </w:p>
+    <w:tbl>
+      <w:tblPr>
+        <w:tblStyle w:val="Tabellrutenett"/>
+        <w:tblW w:w="0" w:type="auto"/>
+        <w:tblLook w:val="04A0" w:firstRow="1" w:lastRow="0" w:firstColumn="1" w:lastColumn="0" w:noHBand="0" w:noVBand="1"/>
+      </w:tblPr>
+      <w:tblGrid>
+        <w:gridCol w:w="1532"/>
+        <w:gridCol w:w="1532"/>
+      </w:tblGrid>
+      <w:tr>
+        <w:trPr>
+          <w:trHeight w:val="954"/>
+        </w:trPr>
+        <w:tc>
+          <w:tcPr>
+            <w:tcW w:w="1532" w:type="dxa"/>
+          </w:tcPr>
+          <w:p>
+            <w:r>
+              <w:t>lønn</w:t>
+            </w:r>
+          </w:p>
+        </w:tc>
+        <w:tc>
+          <w:tcPr>
+            <w:tcW w:w="1532" w:type="dxa"/>
+          </w:tcPr>
+          <w:p>
+            <w:r>
+              <w:t>8 900</w:t>
+            </w:r>
+            <w:r>
+              <w:t>kr</w:t>
+            </w:r>
+          </w:p>
+        </w:tc>
+      </w:tr>
+      <w:tr>
+        <w:trPr>
+          <w:trHeight w:val="918"/>
+        </w:trPr>
+        <w:tc>
+          <w:tcPr>
+            <w:tcW w:w="1532" w:type="dxa"/>
+          </w:tcPr>
+          <w:p>
+            <w:r>
+              <w:t>hosting</w:t>
+            </w:r>
+          </w:p>
+        </w:tc>
+        <w:tc>
+          <w:tcPr>
+            <w:tcW w:w="1532" w:type="dxa"/>
+          </w:tcPr>
+          <w:p>
+            <w:r>
+              <w:t>500kr</w:t>
+            </w:r>
+          </w:p>
+        </w:tc>
+      </w:tr>
+      <w:tr>
+        <w:trPr>
+          <w:trHeight w:val="954"/>
+        </w:trPr>
+        <w:tc>
+          <w:tcPr>
+            <w:tcW w:w="1532" w:type="dxa"/>
+          </w:tcPr>
+          <w:p>
+            <w:r>
+              <w:t>løsningspris</w:t>
+            </w:r>
+          </w:p>
+        </w:tc>
+        <w:tc>
+          <w:tcPr>
+            <w:tcW w:w="1532" w:type="dxa"/>
+          </w:tcPr>
+          <w:p>
+            <w:r>
+              <w:t>10 000kr</w:t>
+            </w:r>
+          </w:p>
+        </w:tc>
+      </w:tr>
+      <w:tr>
+        <w:trPr>
+          <w:trHeight w:val="954"/>
+        </w:trPr>
+        <w:tc>
+          <w:tcPr>
+            <w:tcW w:w="1532" w:type="dxa"/>
+          </w:tcPr>
+          <w:p>
+            <w:r>
+              <w:t>sum</w:t>
+            </w:r>
+          </w:p>
+        </w:tc>
+        <w:tc>
+          <w:tcPr>
+            <w:tcW w:w="1532" w:type="dxa"/>
+          </w:tcPr>
+          <w:p>
+            <w:r>
+              <w:t>19</w:t>
+            </w:r>
+            <w:r>
+              <w:t xml:space="preserve"> </w:t>
+            </w:r>
+            <w:r>
+              <w:t>4</w:t>
+            </w:r>
+            <w:r>
+              <w:t>00kr</w:t>
+            </w:r>
+          </w:p>
+        </w:tc>
+      </w:tr>
+    </w:tbl>
     <w:p/>
+    <w:p>
+      <w:r>
+        <w:t xml:space="preserve">Her setter jeg av 500kr for hosting dersom det høres ut som di har en server </w:t>
+      </w:r>
+      <w:r>
+        <w:t>allerede,</w:t>
+      </w:r>
+      <w:r>
+        <w:t xml:space="preserve"> men kommer nok til </w:t>
+      </w:r>
+      <w:r>
+        <w:t>å</w:t>
+      </w:r>
+      <w:r>
+        <w:t xml:space="preserve"> trenge en til. Setter også løsnings prisen på 10 000 kr dersom det er ikke mye som blir spurt </w:t>
+      </w:r>
+      <w:r>
+        <w:t>om,</w:t>
+      </w:r>
+      <w:r>
+        <w:t xml:space="preserve"> men siden det er en ny løsning bygget rundt en gammel løsning som vil gjøre arbeidet </w:t>
+      </w:r>
+      <w:r>
+        <w:t>til dem</w:t>
+      </w:r>
+      <w:r>
+        <w:t xml:space="preserve"> lettere.</w:t>
+      </w:r>
+    </w:p>
+    <w:p>
+      <w:pPr>
+        <w:pStyle w:val="Overskrift2"/>
+      </w:pPr>
+      <w:r>
+        <w:t>Bærekraftighet:</w:t>
+      </w:r>
+    </w:p>
+    <w:p>
+      <w:r>
+        <w:t xml:space="preserve">Vi tar også og hjelper miljøet dersom lapper ikke lengre blir nødvendig. Kan regne med at langt færre lapper vil bli brukt selv om man trenger </w:t>
+      </w:r>
+      <w:r>
+        <w:t>avvendings</w:t>
+      </w:r>
+      <w:r>
+        <w:t xml:space="preserve"> tid for vaner. Utenom det vil ikke denne løsningen være </w:t>
+      </w:r>
+      <w:r>
+        <w:t>med på</w:t>
+      </w:r>
+      <w:r>
+        <w:t xml:space="preserve"> </w:t>
+      </w:r>
+      <w:proofErr w:type="spellStart"/>
+      <w:r>
+        <w:t>og</w:t>
+      </w:r>
+      <w:proofErr w:type="spellEnd"/>
+      <w:r>
+        <w:t xml:space="preserve"> hjelpe mot grønnere livstil. </w:t>
+      </w:r>
+    </w:p>
+    <w:p>
+      <w:pPr>
+        <w:pStyle w:val="Overskrift2"/>
+      </w:pPr>
+      <w:r>
+        <w:t xml:space="preserve">Universell utforming: </w:t>
+      </w:r>
+    </w:p>
+    <w:p>
+      <w:r>
+        <w:t xml:space="preserve">Her følges </w:t>
+      </w:r>
+      <w:proofErr w:type="spellStart"/>
+      <w:r>
+        <w:t>wcag</w:t>
+      </w:r>
+      <w:proofErr w:type="spellEnd"/>
+      <w:r>
+        <w:t xml:space="preserve"> sin 2.0 standard. Skjermlesere skal kunne lett navigere siden og den skal være </w:t>
+      </w:r>
+      <w:r>
+        <w:t>semantisk</w:t>
+      </w:r>
+      <w:r>
+        <w:t xml:space="preserve"> riktig. Med lite </w:t>
+      </w:r>
+      <w:r>
+        <w:t>prosjektet</w:t>
+      </w:r>
+      <w:r>
+        <w:t xml:space="preserve"> blir design mindre </w:t>
+      </w:r>
+      <w:r>
+        <w:t>komplisert,</w:t>
+      </w:r>
+      <w:r>
+        <w:t xml:space="preserve"> men skal ha god </w:t>
+      </w:r>
+      <w:r>
+        <w:t>kontrast og</w:t>
+      </w:r>
+      <w:r>
+        <w:t xml:space="preserve"> lesbar te</w:t>
+      </w:r>
+      <w:r>
+        <w:t>ks</w:t>
+      </w:r>
+      <w:r>
+        <w:t>t</w:t>
+      </w:r>
+    </w:p>
+    <w:p>
+      <w:pPr>
+        <w:pStyle w:val="Overskrift2"/>
+      </w:pPr>
+      <w:r>
+        <w:t>Testing:</w:t>
+      </w:r>
+    </w:p>
+    <w:p>
+      <w:r>
+        <w:t xml:space="preserve">Vi bruker jest som testings verktøy hvor jeg tester min egen kode i separate filer. Mest for og type </w:t>
+      </w:r>
+      <w:proofErr w:type="spellStart"/>
+      <w:r>
+        <w:t>checke</w:t>
+      </w:r>
+      <w:proofErr w:type="spellEnd"/>
+      <w:r>
+        <w:t xml:space="preserve"> og for </w:t>
+      </w:r>
+      <w:proofErr w:type="spellStart"/>
+      <w:r>
+        <w:t>og</w:t>
+      </w:r>
+      <w:proofErr w:type="spellEnd"/>
+      <w:r>
+        <w:t xml:space="preserve"> se etter svakheter i koden min. jeg får også noen til og prøve ut løsningen min dette vil si at jeg observerer di bruke løsningen</w:t>
+      </w:r>
+    </w:p>
+    <w:p>
+      <w:pPr>
+        <w:rPr>
+          <w:rFonts w:asciiTheme="majorHAnsi" w:eastAsiaTheme="majorEastAsia" w:hAnsiTheme="majorHAnsi" w:cstheme="majorBidi"/>
+          <w:color w:val="0F4761" w:themeColor="accent1" w:themeShade="BF"/>
+          <w:sz w:val="40"/>
+          <w:szCs w:val="40"/>
+        </w:rPr>
+      </w:pPr>
+      <w:r>
+        <w:br w:type="page"/>
+      </w:r>
+    </w:p>
+    <w:p>
+      <w:pPr>
+        <w:pStyle w:val="Overskrift1"/>
+      </w:pPr>
+      <w:r>
+        <w:lastRenderedPageBreak/>
+        <w:t>KILDER:</w:t>
+      </w:r>
+    </w:p>
+    <w:p>
+      <w:r>
+        <w:t xml:space="preserve">Google. (2026). </w:t>
+      </w:r>
+      <w:r>
+        <w:rPr>
+          <w:i/>
+          <w:iCs/>
+        </w:rPr>
+        <w:t>Gemini</w:t>
+      </w:r>
+      <w:r>
+        <w:t xml:space="preserve"> </w:t>
+      </w:r>
+      <w:r>
+        <w:t>3.1</w:t>
+      </w:r>
+      <w:r>
+        <w:t xml:space="preserve"> pro </w:t>
+      </w:r>
+      <w:r>
+        <w:t xml:space="preserve">(30. september-versjon) [Stor språkmodell]. </w:t>
+      </w:r>
+      <w:hyperlink r:id="rId13" w:tgtFrame="_blank" w:history="1">
+        <w:r>
+          <w:rPr>
+            <w:rStyle w:val="Hyperkobling"/>
+          </w:rPr>
+          <w:t>https://gemini.google.com</w:t>
+        </w:r>
+      </w:hyperlink>
+    </w:p>
     <w:sectPr>
       <w:pgSz w:w="11906" w:h="16838"/>
       <w:pgMar w:top="1440" w:right="1440" w:bottom="1440" w:left="1440" w:header="708" w:footer="708" w:gutter="0"/>
@@ -2206,7 +2946,6 @@
   <w:style w:type="character" w:default="1" w:styleId="Standardskriftforavsnitt">
     <w:name w:val="Default Paragraph Font"/>
     <w:uiPriority w:val="1"/>
-    <w:semiHidden/>
     <w:unhideWhenUsed/>
   </w:style>
   <w:style w:type="table" w:default="1" w:styleId="Vanligtabell">
@@ -2595,6 +3334,25 @@
     <w:link w:val="Bunntekst"/>
     <w:uiPriority w:val="99"/>
     <w:rsid w:val="00266B95"/>
+  </w:style>
+  <w:style w:type="table" w:styleId="Tabellrutenett">
+    <w:name w:val="Table Grid"/>
+    <w:basedOn w:val="Vanligtabell"/>
+    <w:uiPriority w:val="39"/>
+    <w:rsid w:val="00A25683"/>
+    <w:pPr>
+      <w:spacing w:after="0" w:line="240" w:lineRule="auto"/>
+    </w:pPr>
+    <w:tblPr>
+      <w:tblBorders>
+        <w:top w:val="single" w:sz="4" w:space="0" w:color="auto"/>
+        <w:left w:val="single" w:sz="4" w:space="0" w:color="auto"/>
+        <w:bottom w:val="single" w:sz="4" w:space="0" w:color="auto"/>
+        <w:right w:val="single" w:sz="4" w:space="0" w:color="auto"/>
+        <w:insideH w:val="single" w:sz="4" w:space="0" w:color="auto"/>
+        <w:insideV w:val="single" w:sz="4" w:space="0" w:color="auto"/>
+      </w:tblBorders>
+    </w:tblPr>
   </w:style>
 </w:styles>
 </file>
